--- a/frontend/src/templates/CS116_OBSERVATION_FORM.docx
+++ b/frontend/src/templates/CS116_OBSERVATION_FORM.docx
@@ -82,29 +82,25 @@
     </w:p>
     <w:tbl>
       <w:tblPr>
-        <w:tblW w:w="11287" w:type="dxa"/>
+        <w:tblW w:w="10910" w:type="dxa"/>
         <w:tblInd w:w="-288" w:type="dxa"/>
         <w:tblLayout w:type="fixed"/>
         <w:tblLook w:val="04A0" w:firstRow="1" w:lastRow="0" w:firstColumn="1" w:lastColumn="0" w:noHBand="0" w:noVBand="1"/>
       </w:tblPr>
       <w:tblGrid>
-        <w:gridCol w:w="2121"/>
-        <w:gridCol w:w="142"/>
+        <w:gridCol w:w="2263"/>
         <w:gridCol w:w="2551"/>
         <w:gridCol w:w="1276"/>
         <w:gridCol w:w="4820"/>
-        <w:gridCol w:w="377"/>
       </w:tblGrid>
       <w:tr>
         <w:trPr>
-          <w:gridAfter w:val="1"/>
-          <w:wAfter w:w="377" w:type="dxa"/>
           <w:trHeight w:val="48"/>
         </w:trPr>
         <w:tc>
           <w:tcPr>
             <w:tcW w:w="10910" w:type="dxa"/>
-            <w:gridSpan w:val="5"/>
+            <w:gridSpan w:val="4"/>
             <w:tcBorders>
               <w:top w:val="single" w:sz="8" w:space="0" w:color="auto"/>
               <w:left w:val="single" w:sz="8" w:space="0" w:color="auto"/>
@@ -314,14 +310,11 @@
       <w:bookmarkEnd w:id="0"/>
       <w:tr>
         <w:trPr>
-          <w:gridAfter w:val="1"/>
-          <w:wAfter w:w="377" w:type="dxa"/>
           <w:trHeight w:val="48"/>
         </w:trPr>
         <w:tc>
           <w:tcPr>
             <w:tcW w:w="2263" w:type="dxa"/>
-            <w:gridSpan w:val="2"/>
             <w:tcBorders>
               <w:top w:val="single" w:sz="8" w:space="0" w:color="auto"/>
               <w:left w:val="single" w:sz="8" w:space="0" w:color="auto"/>
@@ -493,14 +486,11 @@
       </w:tr>
       <w:tr>
         <w:trPr>
-          <w:gridAfter w:val="1"/>
-          <w:wAfter w:w="377" w:type="dxa"/>
           <w:trHeight w:val="343"/>
         </w:trPr>
         <w:tc>
           <w:tcPr>
             <w:tcW w:w="2263" w:type="dxa"/>
-            <w:gridSpan w:val="2"/>
             <w:tcBorders>
               <w:top w:val="single" w:sz="8" w:space="0" w:color="auto"/>
               <w:left w:val="single" w:sz="8" w:space="0" w:color="auto"/>
@@ -650,14 +640,11 @@
       </w:tr>
       <w:tr>
         <w:trPr>
-          <w:gridAfter w:val="1"/>
-          <w:wAfter w:w="377" w:type="dxa"/>
           <w:trHeight w:val="48"/>
         </w:trPr>
         <w:tc>
           <w:tcPr>
             <w:tcW w:w="2263" w:type="dxa"/>
-            <w:gridSpan w:val="2"/>
             <w:tcBorders>
               <w:top w:val="single" w:sz="8" w:space="0" w:color="auto"/>
               <w:left w:val="single" w:sz="8" w:space="0" w:color="auto"/>
@@ -787,14 +774,11 @@
       </w:tr>
       <w:tr>
         <w:trPr>
-          <w:gridAfter w:val="1"/>
-          <w:wAfter w:w="377" w:type="dxa"/>
           <w:trHeight w:val="48"/>
         </w:trPr>
         <w:tc>
           <w:tcPr>
             <w:tcW w:w="2263" w:type="dxa"/>
-            <w:gridSpan w:val="2"/>
             <w:tcBorders>
               <w:top w:val="single" w:sz="8" w:space="0" w:color="auto"/>
               <w:left w:val="single" w:sz="8" w:space="0" w:color="auto"/>
@@ -930,14 +914,11 @@
       </w:tr>
       <w:tr>
         <w:trPr>
-          <w:gridAfter w:val="1"/>
-          <w:wAfter w:w="377" w:type="dxa"/>
           <w:trHeight w:val="48"/>
         </w:trPr>
         <w:tc>
           <w:tcPr>
             <w:tcW w:w="2263" w:type="dxa"/>
-            <w:gridSpan w:val="2"/>
             <w:tcBorders>
               <w:top w:val="single" w:sz="8" w:space="0" w:color="auto"/>
               <w:left w:val="single" w:sz="8" w:space="0" w:color="auto"/>
@@ -1081,14 +1062,12 @@
       </w:tr>
       <w:tr>
         <w:trPr>
-          <w:gridAfter w:val="1"/>
-          <w:wAfter w:w="377" w:type="dxa"/>
           <w:trHeight w:val="48"/>
         </w:trPr>
         <w:tc>
           <w:tcPr>
             <w:tcW w:w="10910" w:type="dxa"/>
-            <w:gridSpan w:val="5"/>
+            <w:gridSpan w:val="4"/>
             <w:tcBorders>
               <w:top w:val="single" w:sz="8" w:space="0" w:color="auto"/>
               <w:left w:val="single" w:sz="8" w:space="0" w:color="auto"/>
@@ -1115,14 +1094,11 @@
       </w:tr>
       <w:tr>
         <w:trPr>
-          <w:gridAfter w:val="1"/>
-          <w:wAfter w:w="377" w:type="dxa"/>
           <w:trHeight w:val="48"/>
         </w:trPr>
         <w:tc>
           <w:tcPr>
             <w:tcW w:w="2263" w:type="dxa"/>
-            <w:gridSpan w:val="2"/>
             <w:tcBorders>
               <w:top w:val="single" w:sz="8" w:space="0" w:color="auto"/>
               <w:left w:val="single" w:sz="8" w:space="0" w:color="auto"/>
@@ -1270,14 +1246,11 @@
       </w:tr>
       <w:tr>
         <w:trPr>
-          <w:gridAfter w:val="1"/>
-          <w:wAfter w:w="377" w:type="dxa"/>
           <w:trHeight w:val="48"/>
         </w:trPr>
         <w:tc>
           <w:tcPr>
             <w:tcW w:w="2263" w:type="dxa"/>
-            <w:gridSpan w:val="2"/>
             <w:tcBorders>
               <w:top w:val="single" w:sz="8" w:space="0" w:color="auto"/>
               <w:left w:val="single" w:sz="8" w:space="0" w:color="auto"/>
@@ -1428,14 +1401,11 @@
       </w:tr>
       <w:tr>
         <w:trPr>
-          <w:gridAfter w:val="1"/>
-          <w:wAfter w:w="377" w:type="dxa"/>
           <w:trHeight w:val="58"/>
         </w:trPr>
         <w:tc>
           <w:tcPr>
             <w:tcW w:w="2263" w:type="dxa"/>
-            <w:gridSpan w:val="2"/>
             <w:tcBorders>
               <w:top w:val="single" w:sz="4" w:space="0" w:color="auto"/>
               <w:left w:val="single" w:sz="4" w:space="0" w:color="auto"/>
@@ -1535,14 +1505,11 @@
       </w:tr>
       <w:tr>
         <w:trPr>
-          <w:gridAfter w:val="1"/>
-          <w:wAfter w:w="377" w:type="dxa"/>
           <w:trHeight w:val="58"/>
         </w:trPr>
         <w:tc>
           <w:tcPr>
             <w:tcW w:w="2263" w:type="dxa"/>
-            <w:gridSpan w:val="2"/>
             <w:tcBorders>
               <w:top w:val="single" w:sz="4" w:space="0" w:color="auto"/>
               <w:left w:val="single" w:sz="4" w:space="0" w:color="auto"/>
@@ -1623,14 +1590,12 @@
       </w:tr>
       <w:tr>
         <w:trPr>
-          <w:gridAfter w:val="1"/>
-          <w:wAfter w:w="377" w:type="dxa"/>
           <w:trHeight w:val="58"/>
         </w:trPr>
         <w:tc>
           <w:tcPr>
             <w:tcW w:w="10910" w:type="dxa"/>
-            <w:gridSpan w:val="5"/>
+            <w:gridSpan w:val="4"/>
             <w:tcBorders>
               <w:top w:val="single" w:sz="4" w:space="0" w:color="auto"/>
               <w:left w:val="single" w:sz="4" w:space="0" w:color="auto"/>
@@ -1653,14 +1618,11 @@
       </w:tr>
       <w:tr>
         <w:trPr>
-          <w:gridAfter w:val="1"/>
-          <w:wAfter w:w="377" w:type="dxa"/>
           <w:trHeight w:val="56"/>
         </w:trPr>
         <w:tc>
           <w:tcPr>
             <w:tcW w:w="2263" w:type="dxa"/>
-            <w:gridSpan w:val="2"/>
             <w:tcBorders>
               <w:top w:val="single" w:sz="4" w:space="0" w:color="auto"/>
               <w:left w:val="single" w:sz="4" w:space="0" w:color="auto"/>
@@ -1791,14 +1753,11 @@
       <w:bookmarkEnd w:id="1"/>
       <w:tr>
         <w:trPr>
-          <w:gridAfter w:val="1"/>
-          <w:wAfter w:w="377" w:type="dxa"/>
           <w:trHeight w:val="56"/>
         </w:trPr>
         <w:tc>
           <w:tcPr>
             <w:tcW w:w="2263" w:type="dxa"/>
-            <w:gridSpan w:val="2"/>
             <w:tcBorders>
               <w:top w:val="single" w:sz="4" w:space="0" w:color="auto"/>
               <w:left w:val="single" w:sz="4" w:space="0" w:color="auto"/>
@@ -1921,14 +1880,11 @@
       </w:tr>
       <w:tr>
         <w:trPr>
-          <w:gridAfter w:val="1"/>
-          <w:wAfter w:w="377" w:type="dxa"/>
           <w:trHeight w:val="56"/>
         </w:trPr>
         <w:tc>
           <w:tcPr>
             <w:tcW w:w="2263" w:type="dxa"/>
-            <w:gridSpan w:val="2"/>
             <w:tcBorders>
               <w:top w:val="single" w:sz="4" w:space="0" w:color="auto"/>
               <w:left w:val="single" w:sz="4" w:space="0" w:color="auto"/>
@@ -2021,14 +1977,11 @@
       </w:tr>
       <w:tr>
         <w:trPr>
-          <w:gridAfter w:val="1"/>
-          <w:wAfter w:w="377" w:type="dxa"/>
           <w:trHeight w:val="56"/>
         </w:trPr>
         <w:tc>
           <w:tcPr>
             <w:tcW w:w="2263" w:type="dxa"/>
-            <w:gridSpan w:val="2"/>
             <w:tcBorders>
               <w:top w:val="single" w:sz="4" w:space="0" w:color="auto"/>
               <w:left w:val="single" w:sz="4" w:space="0" w:color="auto"/>
@@ -2097,14 +2050,11 @@
       </w:tr>
       <w:tr>
         <w:trPr>
-          <w:gridAfter w:val="1"/>
-          <w:wAfter w:w="377" w:type="dxa"/>
           <w:trHeight w:val="56"/>
         </w:trPr>
         <w:tc>
           <w:tcPr>
             <w:tcW w:w="2263" w:type="dxa"/>
-            <w:gridSpan w:val="2"/>
             <w:tcBorders>
               <w:top w:val="single" w:sz="4" w:space="0" w:color="auto"/>
               <w:left w:val="single" w:sz="4" w:space="0" w:color="auto"/>
@@ -2173,14 +2123,12 @@
       </w:tr>
       <w:tr>
         <w:trPr>
-          <w:gridAfter w:val="1"/>
-          <w:wAfter w:w="377" w:type="dxa"/>
           <w:trHeight w:val="58"/>
         </w:trPr>
         <w:tc>
           <w:tcPr>
             <w:tcW w:w="10910" w:type="dxa"/>
-            <w:gridSpan w:val="5"/>
+            <w:gridSpan w:val="4"/>
             <w:tcBorders>
               <w:top w:val="single" w:sz="4" w:space="0" w:color="auto"/>
               <w:left w:val="single" w:sz="4" w:space="0" w:color="auto"/>
@@ -2198,462 +2146,6 @@
                 <w:bCs/>
               </w:rPr>
             </w:pPr>
-          </w:p>
-        </w:tc>
-      </w:tr>
-      <w:tr>
-        <w:trPr>
-          <w:trHeight w:val="406"/>
-        </w:trPr>
-        <w:tc>
-          <w:tcPr>
-            <w:tcW w:w="10910" w:type="dxa"/>
-            <w:gridSpan w:val="5"/>
-            <w:tcBorders>
-              <w:top w:val="nil"/>
-              <w:left w:val="nil"/>
-              <w:right w:val="nil"/>
-            </w:tcBorders>
-            <w:shd w:val="clear" w:color="auto" w:fill="auto"/>
-            <w:noWrap/>
-            <w:vAlign w:val="center"/>
-          </w:tcPr>
-          <w:p>
-            <w:pPr>
-              <w:spacing w:after="0" w:line="240" w:lineRule="auto"/>
-              <w:rPr>
-                <w:rFonts w:ascii="Times New Roman" w:eastAsia="Times New Roman" w:hAnsi="Times New Roman" w:cs="Times New Roman"/>
-                <w:color w:val="000000"/>
-                <w:kern w:val="0"/>
-                <w:lang w:eastAsia="en-IN"/>
-                <w14:ligatures w14:val="none"/>
-              </w:rPr>
-            </w:pPr>
-          </w:p>
-        </w:tc>
-        <w:tc>
-          <w:tcPr>
-            <w:tcW w:w="377" w:type="dxa"/>
-            <w:vAlign w:val="center"/>
-            <w:hideMark/>
-          </w:tcPr>
-          <w:p>
-            <w:pPr>
-              <w:spacing w:after="0" w:line="240" w:lineRule="auto"/>
-              <w:rPr>
-                <w:rFonts w:ascii="Times New Roman" w:eastAsia="Times New Roman" w:hAnsi="Times New Roman" w:cs="Times New Roman"/>
-                <w:kern w:val="0"/>
-                <w:lang w:eastAsia="en-IN"/>
-                <w14:ligatures w14:val="none"/>
-              </w:rPr>
-            </w:pPr>
-          </w:p>
-        </w:tc>
-      </w:tr>
-      <w:tr>
-        <w:trPr>
-          <w:gridAfter w:val="1"/>
-          <w:wAfter w:w="377" w:type="dxa"/>
-          <w:trHeight w:val="58"/>
-        </w:trPr>
-        <w:tc>
-          <w:tcPr>
-            <w:tcW w:w="10910" w:type="dxa"/>
-            <w:gridSpan w:val="5"/>
-            <w:tcBorders>
-              <w:top w:val="single" w:sz="4" w:space="0" w:color="auto"/>
-              <w:left w:val="single" w:sz="4" w:space="0" w:color="auto"/>
-              <w:bottom w:val="single" w:sz="4" w:space="0" w:color="auto"/>
-              <w:right w:val="single" w:sz="4" w:space="0" w:color="auto"/>
-            </w:tcBorders>
-            <w:shd w:val="clear" w:color="auto" w:fill="E7E6E6" w:themeFill="background2"/>
-            <w:noWrap/>
-          </w:tcPr>
-          <w:p>
-            <w:pPr>
-              <w:spacing w:after="0" w:line="240" w:lineRule="auto"/>
-              <w:rPr>
-                <w:rFonts w:ascii="Times New Roman" w:eastAsia="Times New Roman" w:hAnsi="Times New Roman" w:cs="Times New Roman"/>
-                <w:color w:val="000000"/>
-                <w:kern w:val="0"/>
-                <w:lang w:eastAsia="en-IN"/>
-                <w14:ligatures w14:val="none"/>
-              </w:rPr>
-            </w:pPr>
-            <w:r>
-              <w:rPr>
-                <w:rFonts w:ascii="Times New Roman" w:eastAsia="Times New Roman" w:hAnsi="Times New Roman" w:cs="Times New Roman"/>
-                <w:b/>
-                <w:bCs/>
-                <w:color w:val="000000"/>
-                <w:kern w:val="0"/>
-                <w:lang w:eastAsia="en-IN"/>
-                <w14:ligatures w14:val="none"/>
-              </w:rPr>
-              <w:t>Performance Criteria</w:t>
-            </w:r>
-          </w:p>
-        </w:tc>
-      </w:tr>
-      <w:tr>
-        <w:trPr>
-          <w:gridAfter w:val="1"/>
-          <w:wAfter w:w="377" w:type="dxa"/>
-          <w:trHeight w:val="58"/>
-        </w:trPr>
-        <w:tc>
-          <w:tcPr>
-            <w:tcW w:w="2121" w:type="dxa"/>
-            <w:tcBorders>
-              <w:top w:val="single" w:sz="4" w:space="0" w:color="auto"/>
-              <w:left w:val="single" w:sz="4" w:space="0" w:color="auto"/>
-              <w:bottom w:val="single" w:sz="4" w:space="0" w:color="auto"/>
-              <w:right w:val="single" w:sz="4" w:space="0" w:color="auto"/>
-            </w:tcBorders>
-            <w:shd w:val="clear" w:color="auto" w:fill="FFFFFF" w:themeFill="background1"/>
-            <w:noWrap/>
-          </w:tcPr>
-          <w:p>
-            <w:pPr>
-              <w:pStyle w:val="ListParagraph"/>
-              <w:numPr>
-                <w:ilvl w:val="0"/>
-                <w:numId w:val="5"/>
-              </w:numPr>
-              <w:spacing w:after="0" w:line="240" w:lineRule="auto"/>
-              <w:jc w:val="both"/>
-              <w:rPr>
-                <w:rFonts w:ascii="Times New Roman" w:hAnsi="Times New Roman" w:cs="Times New Roman"/>
-                <w:bCs/>
-              </w:rPr>
-            </w:pPr>
-            <w:r>
-              <w:rPr>
-                <w:rFonts w:ascii="Times New Roman" w:eastAsia="Times New Roman" w:hAnsi="Times New Roman" w:cs="Times New Roman"/>
-                <w:color w:val="222222"/>
-                <w:kern w:val="0"/>
-                <w:shd w:val="clear" w:color="auto" w:fill="FFFFFF"/>
-                <w:lang w:eastAsia="en-IN"/>
-                <w14:ligatures w14:val="none"/>
-              </w:rPr>
-              <w:t>Criteria A</w:t>
-            </w:r>
-          </w:p>
-        </w:tc>
-        <w:tc>
-          <w:tcPr>
-            <w:tcW w:w="8789" w:type="dxa"/>
-            <w:gridSpan w:val="4"/>
-            <w:tcBorders>
-              <w:top w:val="single" w:sz="4" w:space="0" w:color="auto"/>
-              <w:left w:val="single" w:sz="4" w:space="0" w:color="auto"/>
-              <w:bottom w:val="single" w:sz="4" w:space="0" w:color="auto"/>
-              <w:right w:val="single" w:sz="4" w:space="0" w:color="auto"/>
-            </w:tcBorders>
-            <w:shd w:val="clear" w:color="auto" w:fill="FFFFFF" w:themeFill="background1"/>
-            <w:noWrap/>
-            <w:vAlign w:val="center"/>
-          </w:tcPr>
-          <w:p>
-            <w:pPr>
-              <w:spacing w:after="0" w:line="240" w:lineRule="auto"/>
-              <w:rPr>
-                <w:rFonts w:ascii="Times New Roman" w:eastAsia="Times New Roman" w:hAnsi="Times New Roman" w:cs="Times New Roman"/>
-                <w:color w:val="222222"/>
-                <w:kern w:val="0"/>
-                <w:shd w:val="clear" w:color="auto" w:fill="FFFFFF"/>
-                <w:lang w:eastAsia="en-IN"/>
-                <w14:ligatures w14:val="none"/>
-              </w:rPr>
-            </w:pPr>
-            <w:r>
-              <w:rPr>
-                <w:rFonts w:ascii="Times New Roman" w:eastAsia="Times New Roman" w:hAnsi="Times New Roman" w:cs="Times New Roman"/>
-                <w:color w:val="222222"/>
-                <w:kern w:val="0"/>
-                <w:shd w:val="clear" w:color="auto" w:fill="FFFFFF"/>
-                <w:lang w:eastAsia="en-IN"/>
-                <w14:ligatures w14:val="none"/>
-              </w:rPr>
-              <w:t>Normal EUT performance during and after the test as intended</w:t>
-            </w:r>
-          </w:p>
-        </w:tc>
-      </w:tr>
-      <w:tr>
-        <w:trPr>
-          <w:gridAfter w:val="1"/>
-          <w:wAfter w:w="377" w:type="dxa"/>
-          <w:trHeight w:val="58"/>
-        </w:trPr>
-        <w:tc>
-          <w:tcPr>
-            <w:tcW w:w="2121" w:type="dxa"/>
-            <w:tcBorders>
-              <w:top w:val="single" w:sz="4" w:space="0" w:color="auto"/>
-              <w:left w:val="single" w:sz="4" w:space="0" w:color="auto"/>
-              <w:bottom w:val="single" w:sz="4" w:space="0" w:color="auto"/>
-              <w:right w:val="single" w:sz="4" w:space="0" w:color="auto"/>
-            </w:tcBorders>
-            <w:shd w:val="clear" w:color="auto" w:fill="FFFFFF" w:themeFill="background1"/>
-            <w:noWrap/>
-          </w:tcPr>
-          <w:p>
-            <w:pPr>
-              <w:pStyle w:val="ListParagraph"/>
-              <w:numPr>
-                <w:ilvl w:val="0"/>
-                <w:numId w:val="5"/>
-              </w:numPr>
-              <w:spacing w:after="0" w:line="240" w:lineRule="auto"/>
-              <w:jc w:val="both"/>
-              <w:rPr>
-                <w:rFonts w:ascii="Times New Roman" w:hAnsi="Times New Roman" w:cs="Times New Roman"/>
-                <w:bCs/>
-              </w:rPr>
-            </w:pPr>
-            <w:r>
-              <w:rPr>
-                <w:rFonts w:ascii="Times New Roman" w:eastAsia="Times New Roman" w:hAnsi="Times New Roman" w:cs="Times New Roman"/>
-                <w:color w:val="222222"/>
-                <w:kern w:val="0"/>
-                <w:shd w:val="clear" w:color="auto" w:fill="FFFFFF"/>
-                <w:lang w:eastAsia="en-IN"/>
-                <w14:ligatures w14:val="none"/>
-              </w:rPr>
-              <w:t>Criteria B</w:t>
-            </w:r>
-          </w:p>
-        </w:tc>
-        <w:tc>
-          <w:tcPr>
-            <w:tcW w:w="8789" w:type="dxa"/>
-            <w:gridSpan w:val="4"/>
-            <w:tcBorders>
-              <w:top w:val="single" w:sz="4" w:space="0" w:color="auto"/>
-              <w:left w:val="single" w:sz="4" w:space="0" w:color="auto"/>
-              <w:bottom w:val="single" w:sz="4" w:space="0" w:color="auto"/>
-              <w:right w:val="single" w:sz="4" w:space="0" w:color="auto"/>
-            </w:tcBorders>
-            <w:shd w:val="clear" w:color="auto" w:fill="FFFFFF" w:themeFill="background1"/>
-            <w:noWrap/>
-            <w:vAlign w:val="center"/>
-          </w:tcPr>
-          <w:p>
-            <w:pPr>
-              <w:spacing w:after="0" w:line="240" w:lineRule="auto"/>
-              <w:rPr>
-                <w:rFonts w:ascii="Times New Roman" w:eastAsia="Times New Roman" w:hAnsi="Times New Roman" w:cs="Times New Roman"/>
-                <w:color w:val="222222"/>
-                <w:kern w:val="0"/>
-                <w:shd w:val="clear" w:color="auto" w:fill="FFFFFF"/>
-                <w:lang w:eastAsia="en-IN"/>
-                <w14:ligatures w14:val="none"/>
-              </w:rPr>
-            </w:pPr>
-            <w:r>
-              <w:rPr>
-                <w:rFonts w:ascii="Times New Roman" w:eastAsia="Times New Roman" w:hAnsi="Times New Roman" w:cs="Times New Roman"/>
-                <w:color w:val="222222"/>
-                <w:kern w:val="0"/>
-                <w:shd w:val="clear" w:color="auto" w:fill="FFFFFF"/>
-                <w:lang w:eastAsia="en-IN"/>
-                <w14:ligatures w14:val="none"/>
-              </w:rPr>
-              <w:t>Temporary loss of function is allowed, EUT should be recoverable without operator</w:t>
-            </w:r>
-            <w:r>
-              <w:rPr>
-                <w:rFonts w:ascii="Times New Roman" w:eastAsia="Times New Roman" w:hAnsi="Times New Roman" w:cs="Times New Roman"/>
-                <w:color w:val="222222"/>
-                <w:kern w:val="0"/>
-                <w:shd w:val="clear" w:color="auto" w:fill="FFFFFF"/>
-                <w:lang w:eastAsia="en-IN"/>
-                <w14:ligatures w14:val="none"/>
-              </w:rPr>
-              <w:t xml:space="preserve"> </w:t>
-            </w:r>
-            <w:r>
-              <w:rPr>
-                <w:rFonts w:ascii="Times New Roman" w:eastAsia="Times New Roman" w:hAnsi="Times New Roman" w:cs="Times New Roman"/>
-                <w:color w:val="222222"/>
-                <w:kern w:val="0"/>
-                <w:shd w:val="clear" w:color="auto" w:fill="FFFFFF"/>
-                <w:lang w:eastAsia="en-IN"/>
-                <w14:ligatures w14:val="none"/>
-              </w:rPr>
-              <w:t>intervention</w:t>
-            </w:r>
-          </w:p>
-        </w:tc>
-      </w:tr>
-      <w:tr>
-        <w:trPr>
-          <w:gridAfter w:val="1"/>
-          <w:wAfter w:w="377" w:type="dxa"/>
-          <w:trHeight w:val="58"/>
-        </w:trPr>
-        <w:tc>
-          <w:tcPr>
-            <w:tcW w:w="2121" w:type="dxa"/>
-            <w:tcBorders>
-              <w:top w:val="single" w:sz="4" w:space="0" w:color="auto"/>
-              <w:left w:val="single" w:sz="4" w:space="0" w:color="auto"/>
-              <w:bottom w:val="single" w:sz="4" w:space="0" w:color="auto"/>
-              <w:right w:val="single" w:sz="4" w:space="0" w:color="auto"/>
-            </w:tcBorders>
-            <w:shd w:val="clear" w:color="auto" w:fill="FFFFFF" w:themeFill="background1"/>
-            <w:noWrap/>
-          </w:tcPr>
-          <w:p>
-            <w:pPr>
-              <w:pStyle w:val="ListParagraph"/>
-              <w:numPr>
-                <w:ilvl w:val="0"/>
-                <w:numId w:val="5"/>
-              </w:numPr>
-              <w:spacing w:after="0" w:line="240" w:lineRule="auto"/>
-              <w:jc w:val="both"/>
-              <w:rPr>
-                <w:rFonts w:ascii="Times New Roman" w:eastAsia="Times New Roman" w:hAnsi="Times New Roman" w:cs="Times New Roman"/>
-                <w:bCs/>
-                <w:color w:val="000000"/>
-                <w:kern w:val="0"/>
-                <w:lang w:eastAsia="en-IN"/>
-                <w14:ligatures w14:val="none"/>
-              </w:rPr>
-            </w:pPr>
-            <w:r>
-              <w:rPr>
-                <w:rFonts w:ascii="Times New Roman" w:eastAsia="Times New Roman" w:hAnsi="Times New Roman" w:cs="Times New Roman"/>
-                <w:color w:val="222222"/>
-                <w:kern w:val="0"/>
-                <w:shd w:val="clear" w:color="auto" w:fill="FFFFFF"/>
-                <w:lang w:eastAsia="en-IN"/>
-                <w14:ligatures w14:val="none"/>
-              </w:rPr>
-              <w:t>Criteria C</w:t>
-            </w:r>
-          </w:p>
-        </w:tc>
-        <w:tc>
-          <w:tcPr>
-            <w:tcW w:w="8789" w:type="dxa"/>
-            <w:gridSpan w:val="4"/>
-            <w:tcBorders>
-              <w:top w:val="single" w:sz="4" w:space="0" w:color="auto"/>
-              <w:left w:val="single" w:sz="4" w:space="0" w:color="auto"/>
-              <w:bottom w:val="single" w:sz="4" w:space="0" w:color="auto"/>
-              <w:right w:val="single" w:sz="4" w:space="0" w:color="auto"/>
-            </w:tcBorders>
-            <w:shd w:val="clear" w:color="auto" w:fill="FFFFFF" w:themeFill="background1"/>
-            <w:noWrap/>
-            <w:vAlign w:val="center"/>
-          </w:tcPr>
-          <w:p>
-            <w:pPr>
-              <w:spacing w:after="0" w:line="240" w:lineRule="auto"/>
-              <w:rPr>
-                <w:rFonts w:ascii="Times New Roman" w:eastAsia="Times New Roman" w:hAnsi="Times New Roman" w:cs="Times New Roman"/>
-                <w:color w:val="222222"/>
-                <w:kern w:val="0"/>
-                <w:shd w:val="clear" w:color="auto" w:fill="FFFFFF"/>
-                <w:lang w:eastAsia="en-IN"/>
-                <w14:ligatures w14:val="none"/>
-              </w:rPr>
-            </w:pPr>
-            <w:r>
-              <w:rPr>
-                <w:rFonts w:ascii="Times New Roman" w:eastAsia="Times New Roman" w:hAnsi="Times New Roman" w:cs="Times New Roman"/>
-                <w:color w:val="222222"/>
-                <w:kern w:val="0"/>
-                <w:shd w:val="clear" w:color="auto" w:fill="FFFFFF"/>
-                <w:lang w:eastAsia="en-IN"/>
-                <w14:ligatures w14:val="none"/>
-              </w:rPr>
-              <w:t>Temporary loss of function is allowed, EUT can be recoverable with operator intervention</w:t>
-            </w:r>
-          </w:p>
-        </w:tc>
-      </w:tr>
-      <w:tr>
-        <w:trPr>
-          <w:gridAfter w:val="1"/>
-          <w:wAfter w:w="377" w:type="dxa"/>
-          <w:trHeight w:val="58"/>
-        </w:trPr>
-        <w:tc>
-          <w:tcPr>
-            <w:tcW w:w="2121" w:type="dxa"/>
-            <w:tcBorders>
-              <w:top w:val="single" w:sz="4" w:space="0" w:color="auto"/>
-              <w:left w:val="single" w:sz="4" w:space="0" w:color="auto"/>
-              <w:bottom w:val="single" w:sz="4" w:space="0" w:color="auto"/>
-              <w:right w:val="single" w:sz="4" w:space="0" w:color="auto"/>
-            </w:tcBorders>
-            <w:shd w:val="clear" w:color="auto" w:fill="FFFFFF" w:themeFill="background1"/>
-            <w:noWrap/>
-          </w:tcPr>
-          <w:p>
-            <w:pPr>
-              <w:pStyle w:val="ListParagraph"/>
-              <w:numPr>
-                <w:ilvl w:val="0"/>
-                <w:numId w:val="5"/>
-              </w:numPr>
-              <w:spacing w:after="0" w:line="240" w:lineRule="auto"/>
-              <w:jc w:val="both"/>
-              <w:rPr>
-                <w:rFonts w:ascii="Times New Roman" w:hAnsi="Times New Roman" w:cs="Times New Roman"/>
-                <w:bCs/>
-              </w:rPr>
-            </w:pPr>
-            <w:r>
-              <w:rPr>
-                <w:rFonts w:ascii="Times New Roman" w:eastAsia="Times New Roman" w:hAnsi="Times New Roman" w:cs="Times New Roman"/>
-                <w:color w:val="222222"/>
-                <w:kern w:val="0"/>
-                <w:shd w:val="clear" w:color="auto" w:fill="FFFFFF"/>
-                <w:lang w:eastAsia="en-IN"/>
-                <w14:ligatures w14:val="none"/>
-              </w:rPr>
-              <w:t>Criteria D</w:t>
-            </w:r>
-          </w:p>
-        </w:tc>
-        <w:tc>
-          <w:tcPr>
-            <w:tcW w:w="8789" w:type="dxa"/>
-            <w:gridSpan w:val="4"/>
-            <w:tcBorders>
-              <w:top w:val="single" w:sz="4" w:space="0" w:color="auto"/>
-              <w:left w:val="single" w:sz="4" w:space="0" w:color="auto"/>
-              <w:bottom w:val="single" w:sz="4" w:space="0" w:color="auto"/>
-              <w:right w:val="single" w:sz="4" w:space="0" w:color="auto"/>
-            </w:tcBorders>
-            <w:shd w:val="clear" w:color="auto" w:fill="FFFFFF" w:themeFill="background1"/>
-            <w:noWrap/>
-            <w:vAlign w:val="center"/>
-          </w:tcPr>
-          <w:p>
-            <w:pPr>
-              <w:spacing w:after="0" w:line="240" w:lineRule="auto"/>
-              <w:rPr>
-                <w:rFonts w:ascii="Times New Roman" w:hAnsi="Times New Roman" w:cs="Times New Roman"/>
-                <w:bCs/>
-              </w:rPr>
-            </w:pPr>
-            <w:r>
-              <w:rPr>
-                <w:rFonts w:ascii="Times New Roman" w:eastAsia="Times New Roman" w:hAnsi="Times New Roman" w:cs="Times New Roman"/>
-                <w:color w:val="222222"/>
-                <w:kern w:val="0"/>
-                <w:shd w:val="clear" w:color="auto" w:fill="FFFFFF"/>
-                <w:lang w:eastAsia="en-IN"/>
-                <w14:ligatures w14:val="none"/>
-              </w:rPr>
-              <w:t>Loss of function, not recoverable</w:t>
-            </w:r>
           </w:p>
         </w:tc>
       </w:tr>
@@ -2671,115 +2163,6 @@
         </w:rPr>
       </w:pPr>
     </w:p>
-    <w:tbl>
-      <w:tblPr>
-        <w:tblW w:w="10915" w:type="dxa"/>
-        <w:tblInd w:w="-288" w:type="dxa"/>
-        <w:tblLayout w:type="fixed"/>
-        <w:tblLook w:val="04A0" w:firstRow="1" w:lastRow="0" w:firstColumn="1" w:lastColumn="0" w:noHBand="0" w:noVBand="1"/>
-      </w:tblPr>
-      <w:tblGrid>
-        <w:gridCol w:w="2977"/>
-        <w:gridCol w:w="7938"/>
-      </w:tblGrid>
-      <w:tr>
-        <w:trPr>
-          <w:trHeight w:val="466"/>
-        </w:trPr>
-        <w:tc>
-          <w:tcPr>
-            <w:tcW w:w="2977" w:type="dxa"/>
-            <w:tcBorders>
-              <w:top w:val="single" w:sz="4" w:space="0" w:color="auto"/>
-              <w:left w:val="single" w:sz="4" w:space="0" w:color="auto"/>
-              <w:bottom w:val="single" w:sz="4" w:space="0" w:color="auto"/>
-              <w:right w:val="single" w:sz="4" w:space="0" w:color="auto"/>
-            </w:tcBorders>
-            <w:shd w:val="clear" w:color="auto" w:fill="FFFFFF" w:themeFill="background1"/>
-            <w:noWrap/>
-          </w:tcPr>
-          <w:p>
-            <w:pPr>
-              <w:spacing w:after="0" w:line="240" w:lineRule="auto"/>
-              <w:jc w:val="right"/>
-              <w:rPr>
-                <w:rFonts w:ascii="Times New Roman" w:hAnsi="Times New Roman" w:cs="Times New Roman"/>
-                <w:b/>
-              </w:rPr>
-            </w:pPr>
-            <w:r>
-              <w:rPr>
-                <w:rFonts w:ascii="Times New Roman" w:hAnsi="Times New Roman" w:cs="Times New Roman"/>
-                <w:b/>
-              </w:rPr>
-              <w:t>Observation</w:t>
-            </w:r>
-          </w:p>
-        </w:tc>
-        <w:tc>
-          <w:tcPr>
-            <w:tcW w:w="7938" w:type="dxa"/>
-            <w:tcBorders>
-              <w:top w:val="single" w:sz="4" w:space="0" w:color="auto"/>
-              <w:left w:val="single" w:sz="4" w:space="0" w:color="auto"/>
-              <w:bottom w:val="single" w:sz="4" w:space="0" w:color="auto"/>
-              <w:right w:val="single" w:sz="4" w:space="0" w:color="auto"/>
-            </w:tcBorders>
-            <w:shd w:val="clear" w:color="auto" w:fill="FFFFFF" w:themeFill="background1"/>
-            <w:noWrap/>
-            <w:vAlign w:val="center"/>
-          </w:tcPr>
-          <w:p>
-            <w:pPr>
-              <w:spacing w:after="0" w:line="240" w:lineRule="auto"/>
-              <w:rPr>
-                <w:rFonts w:ascii="Times New Roman" w:hAnsi="Times New Roman" w:cs="Times New Roman"/>
-                <w:szCs w:val="32"/>
-              </w:rPr>
-            </w:pPr>
-            <w:r>
-              <w:rPr>
-                <w:rFonts w:ascii="Times New Roman" w:hAnsi="Times New Roman" w:cs="Times New Roman"/>
-                <w:szCs w:val="32"/>
-              </w:rPr>
-              <w:t>{</w:t>
-            </w:r>
-            <w:r>
-              <w:rPr>
-                <w:rFonts w:ascii="Times New Roman" w:hAnsi="Times New Roman" w:cs="Times New Roman"/>
-                <w:szCs w:val="32"/>
-              </w:rPr>
-              <w:t>CS116FormData</w:t>
-            </w:r>
-            <w:r>
-              <w:rPr>
-                <w:rFonts w:ascii="Times New Roman" w:hAnsi="Times New Roman" w:cs="Times New Roman"/>
-                <w:szCs w:val="32"/>
-              </w:rPr>
-              <w:t>}</w:t>
-            </w:r>
-          </w:p>
-          <w:p>
-            <w:pPr>
-              <w:spacing w:after="0" w:line="240" w:lineRule="auto"/>
-              <w:rPr>
-                <w:rFonts w:ascii="Times New Roman" w:hAnsi="Times New Roman" w:cs="Times New Roman"/>
-                <w:bCs/>
-              </w:rPr>
-            </w:pPr>
-          </w:p>
-          <w:p>
-            <w:pPr>
-              <w:spacing w:after="0" w:line="240" w:lineRule="auto"/>
-              <w:rPr>
-                <w:rFonts w:ascii="Times New Roman" w:hAnsi="Times New Roman" w:cs="Times New Roman"/>
-                <w:bCs/>
-              </w:rPr>
-            </w:pPr>
-          </w:p>
-        </w:tc>
-      </w:tr>
-    </w:tbl>
     <w:p>
       <w:pPr>
         <w:rPr>
@@ -5512,6 +4895,7 @@
   <w:style w:type="character" w:default="1" w:styleId="DefaultParagraphFont">
     <w:name w:val="Default Paragraph Font"/>
     <w:uiPriority w:val="1"/>
+    <w:semiHidden/>
     <w:unhideWhenUsed/>
   </w:style>
   <w:style w:type="table" w:default="1" w:styleId="TableNormal">
